--- a/lab_1/questions.docx
+++ b/lab_1/questions.docx
@@ -75,19 +75,19 @@
       <w:pPr>
         <w:rPr>
           <w:u w:val="single"/>
-          <w:lang w:val="en-US"/>
-        </w:rPr>
-      </w:pPr>
-      <w:r>
-        <w:rPr>
-          <w:lang w:val="en-US"/>
+          <w:lang w:val="fr-CA"/>
+        </w:rPr>
+      </w:pPr>
+      <w:r>
+        <w:rPr>
+          <w:lang w:val="fr-CA"/>
         </w:rPr>
         <w:t xml:space="preserve">Groupe: </w:t>
       </w:r>
       <w:r>
         <w:rPr>
           <w:u w:val="single"/>
-          <w:lang w:val="en-US"/>
+          <w:lang w:val="fr-CA"/>
         </w:rPr>
         <w:t>VOTRE GROUPE</w:t>
       </w:r>
@@ -95,7 +95,7 @@
     <w:p>
       <w:pPr>
         <w:rPr>
-          <w:lang w:val="en-US"/>
+          <w:lang w:val="fr-CA"/>
         </w:rPr>
       </w:pPr>
     </w:p>
@@ -185,78 +185,70 @@
           <w:rStyle w:val="SubtleEmphasis"/>
           <w:i w:val="0"/>
           <w:iCs w:val="0"/>
-        </w:rPr>
-      </w:pPr>
-      <w:r>
-        <w:rPr>
-          <w:rStyle w:val="SubtleEmphasis"/>
-          <w:i w:val="0"/>
-          <w:iCs w:val="0"/>
-        </w:rPr>
-        <w:t>.</w:t>
-      </w:r>
-    </w:p>
-    <w:p>
-      <w:pPr>
-        <w:rPr>
-          <w:rStyle w:val="SubtleEmphasis"/>
-          <w:i w:val="0"/>
-          <w:iCs w:val="0"/>
-        </w:rPr>
-      </w:pPr>
-      <w:r>
-        <w:rPr>
-          <w:rStyle w:val="SubtleEmphasis"/>
-          <w:i w:val="0"/>
-          <w:iCs w:val="0"/>
-        </w:rPr>
-        <w:t>.</w:t>
-      </w:r>
-    </w:p>
-    <w:p>
-      <w:pPr>
-        <w:rPr>
-          <w:rStyle w:val="SubtleEmphasis"/>
-          <w:i w:val="0"/>
-          <w:iCs w:val="0"/>
-        </w:rPr>
-      </w:pPr>
-      <w:r>
-        <w:rPr>
-          <w:rStyle w:val="SubtleEmphasis"/>
-          <w:i w:val="0"/>
-          <w:iCs w:val="0"/>
-        </w:rPr>
-        <w:t>.</w:t>
-      </w:r>
-    </w:p>
-    <w:p>
-      <w:pPr>
-        <w:rPr>
-          <w:rStyle w:val="SubtleEmphasis"/>
-          <w:lang w:val="fr-CA"/>
-        </w:rPr>
-      </w:pPr>
-      <w:r>
-        <w:rPr>
-          <w:rStyle w:val="SubtleEmphasis"/>
-          <w:lang w:val="fr-CA"/>
-        </w:rPr>
-        <w:t>Question</w:t>
-      </w:r>
-      <w:r>
-        <w:rPr>
-          <w:rStyle w:val="SubtleEmphasis"/>
-          <w:lang w:val="fr-CA"/>
-        </w:rPr>
-        <w:t xml:space="preserve"> 2</w:t>
-      </w:r>
-      <w:r>
-        <w:rPr>
-          <w:rStyle w:val="SubtleEmphasis"/>
-          <w:lang w:val="fr-CA"/>
-        </w:rPr>
-        <w:t xml:space="preserve">: </w:t>
+          <w:lang w:val="fr-CA"/>
+        </w:rPr>
+      </w:pPr>
+      <w:r>
+        <w:rPr>
+          <w:rStyle w:val="SubtleEmphasis"/>
+          <w:i w:val="0"/>
+          <w:iCs w:val="0"/>
+          <w:lang w:val="fr-CA"/>
+        </w:rPr>
+        <w:t>.</w:t>
+      </w:r>
+    </w:p>
+    <w:p>
+      <w:pPr>
+        <w:rPr>
+          <w:rStyle w:val="SubtleEmphasis"/>
+          <w:i w:val="0"/>
+          <w:iCs w:val="0"/>
+          <w:lang w:val="fr-CA"/>
+        </w:rPr>
+      </w:pPr>
+      <w:r>
+        <w:rPr>
+          <w:rStyle w:val="SubtleEmphasis"/>
+          <w:i w:val="0"/>
+          <w:iCs w:val="0"/>
+          <w:lang w:val="fr-CA"/>
+        </w:rPr>
+        <w:t>.</w:t>
+      </w:r>
+    </w:p>
+    <w:p>
+      <w:pPr>
+        <w:rPr>
+          <w:rStyle w:val="SubtleEmphasis"/>
+          <w:i w:val="0"/>
+          <w:iCs w:val="0"/>
+          <w:lang w:val="fr-CA"/>
+        </w:rPr>
+      </w:pPr>
+      <w:r>
+        <w:rPr>
+          <w:rStyle w:val="SubtleEmphasis"/>
+          <w:i w:val="0"/>
+          <w:iCs w:val="0"/>
+          <w:lang w:val="fr-CA"/>
+        </w:rPr>
+        <w:t>.</w:t>
+      </w:r>
+    </w:p>
+    <w:p>
+      <w:pPr>
+        <w:rPr>
+          <w:rStyle w:val="SubtleEmphasis"/>
+          <w:lang w:val="fr-CA"/>
+        </w:rPr>
+      </w:pPr>
+      <w:r>
+        <w:rPr>
+          <w:rStyle w:val="SubtleEmphasis"/>
+          <w:lang w:val="fr-CA"/>
+        </w:rPr>
+        <w:t xml:space="preserve">Question 2: </w:t>
       </w:r>
       <w:r>
         <w:rPr>
@@ -270,21 +262,53 @@
           <w:rStyle w:val="SubtleEmphasis"/>
           <w:lang w:val="fr-CA"/>
         </w:rPr>
-        <w:t>our lecture analogique</w:t>
-      </w:r>
-      <w:r>
-        <w:rPr>
-          <w:rStyle w:val="SubtleEmphasis"/>
-          <w:lang w:val="fr-CA"/>
-        </w:rPr>
-        <w:t>(ADC)</w:t>
-      </w:r>
-      <w:r>
-        <w:rPr>
-          <w:rStyle w:val="SubtleEmphasis"/>
-          <w:lang w:val="fr-CA"/>
-        </w:rPr>
-        <w:t xml:space="preserve"> y a-t-il sur le Atmel Mega?</w:t>
+        <w:t xml:space="preserve">our lecture </w:t>
+      </w:r>
+      <w:proofErr w:type="gramStart"/>
+      <w:r>
+        <w:rPr>
+          <w:rStyle w:val="SubtleEmphasis"/>
+          <w:lang w:val="fr-CA"/>
+        </w:rPr>
+        <w:t>analogique</w:t>
+      </w:r>
+      <w:r>
+        <w:rPr>
+          <w:rStyle w:val="SubtleEmphasis"/>
+          <w:lang w:val="fr-CA"/>
+        </w:rPr>
+        <w:t>(</w:t>
+      </w:r>
+      <w:proofErr w:type="gramEnd"/>
+      <w:r>
+        <w:rPr>
+          <w:rStyle w:val="SubtleEmphasis"/>
+          <w:lang w:val="fr-CA"/>
+        </w:rPr>
+        <w:t>ADC)</w:t>
+      </w:r>
+      <w:r>
+        <w:rPr>
+          <w:rStyle w:val="SubtleEmphasis"/>
+          <w:lang w:val="fr-CA"/>
+        </w:rPr>
+        <w:t xml:space="preserve"> y a-t-il sur le </w:t>
+      </w:r>
+      <w:proofErr w:type="spellStart"/>
+      <w:r>
+        <w:rPr>
+          <w:rStyle w:val="SubtleEmphasis"/>
+          <w:lang w:val="fr-CA"/>
+        </w:rPr>
+        <w:t>Atmel</w:t>
+      </w:r>
+      <w:proofErr w:type="spellEnd"/>
+      <w:r>
+        <w:rPr>
+          <w:rStyle w:val="SubtleEmphasis"/>
+          <w:lang w:val="fr-CA"/>
+        </w:rPr>
+        <w:t xml:space="preserve"> Mega?</w:t>
       </w:r>
     </w:p>
     <w:p>
@@ -504,7 +528,23 @@
           <w:rStyle w:val="SubtleEmphasis"/>
           <w:lang w:val="fr-CA"/>
         </w:rPr>
-        <w:t>Un Pulse Width Modulation (PWM) forme un</w:t>
+        <w:t xml:space="preserve">Un Pulse </w:t>
+      </w:r>
+      <w:proofErr w:type="spellStart"/>
+      <w:r>
+        <w:rPr>
+          <w:rStyle w:val="SubtleEmphasis"/>
+          <w:lang w:val="fr-CA"/>
+        </w:rPr>
+        <w:t>Width</w:t>
+      </w:r>
+      <w:proofErr w:type="spellEnd"/>
+      <w:r>
+        <w:rPr>
+          <w:rStyle w:val="SubtleEmphasis"/>
+          <w:lang w:val="fr-CA"/>
+        </w:rPr>
+        <w:t xml:space="preserve"> Modulation (PWM) forme un</w:t>
       </w:r>
       <w:r>
         <w:rPr>
@@ -518,14 +558,14 @@
           <w:rStyle w:val="SubtleEmphasis"/>
           <w:lang w:val="fr-CA"/>
         </w:rPr>
-        <w:t xml:space="preserve">Utilisons </w:t>
-      </w:r>
-      <w:r>
-        <w:rPr>
-          <w:rStyle w:val="SubtleEmphasis"/>
-          <w:lang w:val="fr-CA"/>
-        </w:rPr>
-        <w:t xml:space="preserve"> un signal de 100ms</w:t>
+        <w:t>Utilisons un</w:t>
+      </w:r>
+      <w:r>
+        <w:rPr>
+          <w:rStyle w:val="SubtleEmphasis"/>
+          <w:lang w:val="fr-CA"/>
+        </w:rPr>
+        <w:t xml:space="preserve"> signal de 100ms</w:t>
       </w:r>
       <w:r>
         <w:rPr>
@@ -733,14 +773,23 @@
           <w:rStyle w:val="SubtleEmphasis"/>
           <w:lang w:val="fr-CA"/>
         </w:rPr>
-        <w:t>Pour les 2, donner la fréquence</w:t>
-      </w:r>
-      <w:r>
-        <w:rPr>
-          <w:rStyle w:val="SubtleEmphasis"/>
-          <w:lang w:val="fr-CA"/>
-        </w:rPr>
-        <w:t xml:space="preserve"> du signal complet</w:t>
+        <w:t xml:space="preserve">Qu’elle est la largeur du signal de </w:t>
+      </w:r>
+      <w:proofErr w:type="spellStart"/>
+      <w:r>
+        <w:rPr>
+          <w:rStyle w:val="SubtleEmphasis"/>
+          <w:lang w:val="fr-CA"/>
+        </w:rPr>
+        <w:t>analogWrite</w:t>
+      </w:r>
+      <w:proofErr w:type="spellEnd"/>
+      <w:r>
+        <w:rPr>
+          <w:rStyle w:val="SubtleEmphasis"/>
+          <w:lang w:val="fr-CA"/>
+        </w:rPr>
+        <w:t>? (En ms ou Hz)</w:t>
       </w:r>
     </w:p>
     <w:p>
@@ -859,7 +908,23 @@
           <w:rStyle w:val="SubtleEmphasis"/>
           <w:lang w:val="fr-CA"/>
         </w:rPr>
-        <w:t>Quelle est le temps de réponse entre l’émetteur et le récepteur? Si on se base uniquement sur les DELs.</w:t>
+        <w:t xml:space="preserve">Quelle est le temps de réponse entre l’émetteur et le récepteur? Si on se base uniquement sur les </w:t>
+      </w:r>
+      <w:proofErr w:type="spellStart"/>
+      <w:r>
+        <w:rPr>
+          <w:rStyle w:val="SubtleEmphasis"/>
+          <w:lang w:val="fr-CA"/>
+        </w:rPr>
+        <w:t>DELs</w:t>
+      </w:r>
+      <w:proofErr w:type="spellEnd"/>
+      <w:r>
+        <w:rPr>
+          <w:rStyle w:val="SubtleEmphasis"/>
+          <w:lang w:val="fr-CA"/>
+        </w:rPr>
+        <w:t>.</w:t>
       </w:r>
     </w:p>
     <w:p>

--- a/lab_1/questions.docx
+++ b/lab_1/questions.docx
@@ -262,53 +262,21 @@
           <w:rStyle w:val="SubtleEmphasis"/>
           <w:lang w:val="fr-CA"/>
         </w:rPr>
-        <w:t xml:space="preserve">our lecture </w:t>
-      </w:r>
-      <w:proofErr w:type="gramStart"/>
-      <w:r>
-        <w:rPr>
-          <w:rStyle w:val="SubtleEmphasis"/>
-          <w:lang w:val="fr-CA"/>
-        </w:rPr>
-        <w:t>analogique</w:t>
-      </w:r>
-      <w:r>
-        <w:rPr>
-          <w:rStyle w:val="SubtleEmphasis"/>
-          <w:lang w:val="fr-CA"/>
-        </w:rPr>
-        <w:t>(</w:t>
-      </w:r>
-      <w:proofErr w:type="gramEnd"/>
-      <w:r>
-        <w:rPr>
-          <w:rStyle w:val="SubtleEmphasis"/>
-          <w:lang w:val="fr-CA"/>
-        </w:rPr>
-        <w:t>ADC)</w:t>
-      </w:r>
-      <w:r>
-        <w:rPr>
-          <w:rStyle w:val="SubtleEmphasis"/>
-          <w:lang w:val="fr-CA"/>
-        </w:rPr>
-        <w:t xml:space="preserve"> y a-t-il sur le </w:t>
-      </w:r>
-      <w:proofErr w:type="spellStart"/>
-      <w:r>
-        <w:rPr>
-          <w:rStyle w:val="SubtleEmphasis"/>
-          <w:lang w:val="fr-CA"/>
-        </w:rPr>
-        <w:t>Atmel</w:t>
-      </w:r>
-      <w:proofErr w:type="spellEnd"/>
-      <w:r>
-        <w:rPr>
-          <w:rStyle w:val="SubtleEmphasis"/>
-          <w:lang w:val="fr-CA"/>
-        </w:rPr>
-        <w:t xml:space="preserve"> Mega?</w:t>
+        <w:t>our lecture analogique</w:t>
+      </w:r>
+      <w:r>
+        <w:rPr>
+          <w:rStyle w:val="SubtleEmphasis"/>
+          <w:lang w:val="fr-CA"/>
+        </w:rPr>
+        <w:t>(ADC)</w:t>
+      </w:r>
+      <w:r>
+        <w:rPr>
+          <w:rStyle w:val="SubtleEmphasis"/>
+          <w:lang w:val="fr-CA"/>
+        </w:rPr>
+        <w:t xml:space="preserve"> y a-t-il sur le Atmel Mega?</w:t>
       </w:r>
     </w:p>
     <w:p>
@@ -528,23 +496,7 @@
           <w:rStyle w:val="SubtleEmphasis"/>
           <w:lang w:val="fr-CA"/>
         </w:rPr>
-        <w:t xml:space="preserve">Un Pulse </w:t>
-      </w:r>
-      <w:proofErr w:type="spellStart"/>
-      <w:r>
-        <w:rPr>
-          <w:rStyle w:val="SubtleEmphasis"/>
-          <w:lang w:val="fr-CA"/>
-        </w:rPr>
-        <w:t>Width</w:t>
-      </w:r>
-      <w:proofErr w:type="spellEnd"/>
-      <w:r>
-        <w:rPr>
-          <w:rStyle w:val="SubtleEmphasis"/>
-          <w:lang w:val="fr-CA"/>
-        </w:rPr>
-        <w:t xml:space="preserve"> Modulation (PWM) forme un</w:t>
+        <w:t>Un Pulse Width Modulation (PWM) forme un</w:t>
       </w:r>
       <w:r>
         <w:rPr>
@@ -773,23 +725,21 @@
           <w:rStyle w:val="SubtleEmphasis"/>
           <w:lang w:val="fr-CA"/>
         </w:rPr>
-        <w:t xml:space="preserve">Qu’elle est la largeur du signal de </w:t>
-      </w:r>
-      <w:proofErr w:type="spellStart"/>
-      <w:r>
-        <w:rPr>
-          <w:rStyle w:val="SubtleEmphasis"/>
-          <w:lang w:val="fr-CA"/>
-        </w:rPr>
-        <w:t>analogWrite</w:t>
-      </w:r>
-      <w:proofErr w:type="spellEnd"/>
-      <w:r>
-        <w:rPr>
-          <w:rStyle w:val="SubtleEmphasis"/>
-          <w:lang w:val="fr-CA"/>
-        </w:rPr>
-        <w:t>? (En ms ou Hz)</w:t>
+        <w:t>Qu’elle est la largeur</w:t>
+      </w:r>
+      <w:r>
+        <w:rPr>
+          <w:rStyle w:val="SubtleEmphasis"/>
+          <w:lang w:val="fr-CA"/>
+        </w:rPr>
+        <w:t>/fréquence</w:t>
+      </w:r>
+      <w:r>
+        <w:rPr>
+          <w:rStyle w:val="SubtleEmphasis"/>
+          <w:lang w:val="fr-CA"/>
+        </w:rPr>
+        <w:t xml:space="preserve"> du signal de analogWrite? (En ms ou Hz)</w:t>
       </w:r>
     </w:p>
     <w:p>
@@ -908,23 +858,7 @@
           <w:rStyle w:val="SubtleEmphasis"/>
           <w:lang w:val="fr-CA"/>
         </w:rPr>
-        <w:t xml:space="preserve">Quelle est le temps de réponse entre l’émetteur et le récepteur? Si on se base uniquement sur les </w:t>
-      </w:r>
-      <w:proofErr w:type="spellStart"/>
-      <w:r>
-        <w:rPr>
-          <w:rStyle w:val="SubtleEmphasis"/>
-          <w:lang w:val="fr-CA"/>
-        </w:rPr>
-        <w:t>DELs</w:t>
-      </w:r>
-      <w:proofErr w:type="spellEnd"/>
-      <w:r>
-        <w:rPr>
-          <w:rStyle w:val="SubtleEmphasis"/>
-          <w:lang w:val="fr-CA"/>
-        </w:rPr>
-        <w:t>.</w:t>
+        <w:t>Quelle est le temps de réponse entre l’émetteur et le récepteur? Si on se base uniquement sur les DELs.</w:t>
       </w:r>
     </w:p>
     <w:p>

--- a/lab_1/questions.docx
+++ b/lab_1/questions.docx
@@ -1,6 +1,6 @@
 
 <file path=word/document.xml><?xml version="1.0" encoding="utf-8"?>
-<w:document xmlns:wpc="http://schemas.microsoft.com/office/word/2010/wordprocessingCanvas" xmlns:cx="http://schemas.microsoft.com/office/drawing/2014/chartex" xmlns:cx1="http://schemas.microsoft.com/office/drawing/2015/9/8/chartex" xmlns:cx2="http://schemas.microsoft.com/office/drawing/2015/10/21/chartex" xmlns:cx3="http://schemas.microsoft.com/office/drawing/2016/5/9/chartex" xmlns:cx4="http://schemas.microsoft.com/office/drawing/2016/5/10/chartex" xmlns:cx5="http://schemas.microsoft.com/office/drawing/2016/5/11/chartex" xmlns:cx6="http://schemas.microsoft.com/office/drawing/2016/5/12/chartex" xmlns:cx7="http://schemas.microsoft.com/office/drawing/2016/5/13/chartex" xmlns:cx8="http://schemas.microsoft.com/office/drawing/2016/5/14/chartex" xmlns:mc="http://schemas.openxmlformats.org/markup-compatibility/2006" xmlns:aink="http://schemas.microsoft.com/office/drawing/2016/ink" xmlns:am3d="http://schemas.microsoft.com/office/drawing/2017/model3d" xmlns:o="urn:schemas-microsoft-com:office:office" xmlns:oel="http://schemas.microsoft.com/office/2019/extlst" xmlns:r="http://schemas.openxmlformats.org/officeDocument/2006/relationships" xmlns:m="http://schemas.openxmlformats.org/officeDocument/2006/math" xmlns:v="urn:schemas-microsoft-com:vml" xmlns:wp14="http://schemas.microsoft.com/office/word/2010/wordprocessingDrawing" xmlns:wp="http://schemas.openxmlformats.org/drawingml/2006/wordprocessingDrawing" xmlns:w10="urn:schemas-microsoft-com:office:word" xmlns:w="http://schemas.openxmlformats.org/wordprocessingml/2006/main" xmlns:w14="http://schemas.microsoft.com/office/word/2010/wordml" xmlns:w15="http://schemas.microsoft.com/office/word/2012/wordml" xmlns:w16cei="http://schemas.microsoft.com/office/word/2026/wordml/cei" xmlns:w16cex="http://schemas.microsoft.com/office/word/2018/wordml/cex" xmlns:w16cid="http://schemas.microsoft.com/office/word/2016/wordml/cid" xmlns:w16="http://schemas.microsoft.com/office/word/2018/wordml" xmlns:w16du="http://schemas.microsoft.com/office/word/2023/wordml/word16du" xmlns:w16sdtdh="http://schemas.microsoft.com/office/word/2020/wordml/sdtdatahash" xmlns:w16sdtfl="http://schemas.microsoft.com/office/word/2024/wordml/sdtformatlock" xmlns:w16se="http://schemas.microsoft.com/office/word/2015/wordml/symex" xmlns:wpg="http://schemas.microsoft.com/office/word/2010/wordprocessingGroup" xmlns:wpi="http://schemas.microsoft.com/office/word/2010/wordprocessingInk" xmlns:wne="http://schemas.microsoft.com/office/word/2006/wordml" xmlns:wps="http://schemas.microsoft.com/office/word/2010/wordprocessingShape" mc:Ignorable="w14 w15 w16se w16cid w16 w16cex w16sdtdh w16sdtfl w16du wp14">
+<w:document xmlns:wpc="http://schemas.microsoft.com/office/word/2010/wordprocessingCanvas" xmlns:cx="http://schemas.microsoft.com/office/drawing/2014/chartex" xmlns:cx1="http://schemas.microsoft.com/office/drawing/2015/9/8/chartex" xmlns:cx2="http://schemas.microsoft.com/office/drawing/2015/10/21/chartex" xmlns:cx3="http://schemas.microsoft.com/office/drawing/2016/5/9/chartex" xmlns:cx4="http://schemas.microsoft.com/office/drawing/2016/5/10/chartex" xmlns:cx5="http://schemas.microsoft.com/office/drawing/2016/5/11/chartex" xmlns:cx6="http://schemas.microsoft.com/office/drawing/2016/5/12/chartex" xmlns:cx7="http://schemas.microsoft.com/office/drawing/2016/5/13/chartex" xmlns:cx8="http://schemas.microsoft.com/office/drawing/2016/5/14/chartex" xmlns:mc="http://schemas.openxmlformats.org/markup-compatibility/2006" xmlns:aink="http://schemas.microsoft.com/office/drawing/2016/ink" xmlns:am3d="http://schemas.microsoft.com/office/drawing/2017/model3d" xmlns:o="urn:schemas-microsoft-com:office:office" xmlns:oel="http://schemas.microsoft.com/office/2019/extlst" xmlns:r="http://schemas.openxmlformats.org/officeDocument/2006/relationships" xmlns:m="http://schemas.openxmlformats.org/officeDocument/2006/math" xmlns:v="urn:schemas-microsoft-com:vml" xmlns:wp14="http://schemas.microsoft.com/office/word/2010/wordprocessingDrawing" xmlns:wp="http://schemas.openxmlformats.org/drawingml/2006/wordprocessingDrawing" xmlns:w10="urn:schemas-microsoft-com:office:word" xmlns:w="http://schemas.openxmlformats.org/wordprocessingml/2006/main" xmlns:w14="http://schemas.microsoft.com/office/word/2010/wordml" xmlns:w15="http://schemas.microsoft.com/office/word/2012/wordml" xmlns:w16cex="http://schemas.microsoft.com/office/word/2018/wordml/cex" xmlns:w16cid="http://schemas.microsoft.com/office/word/2016/wordml/cid" xmlns:w16="http://schemas.microsoft.com/office/word/2018/wordml" xmlns:w16du="http://schemas.microsoft.com/office/word/2023/wordml/word16du" xmlns:w16sdtdh="http://schemas.microsoft.com/office/word/2020/wordml/sdtdatahash" xmlns:w16sdtfl="http://schemas.microsoft.com/office/word/2024/wordml/sdtformatlock" xmlns:w16se="http://schemas.microsoft.com/office/word/2015/wordml/symex" xmlns:wpg="http://schemas.microsoft.com/office/word/2010/wordprocessingGroup" xmlns:wpi="http://schemas.microsoft.com/office/word/2010/wordprocessingInk" xmlns:wne="http://schemas.microsoft.com/office/word/2006/wordml" xmlns:wps="http://schemas.microsoft.com/office/word/2010/wordprocessingShape" mc:Ignorable="w14 w15 w16se w16cid w16 w16cex w16sdtdh w16sdtfl w16du wp14">
   <w:body>
     <w:p>
       <w:pPr>
@@ -276,7 +276,23 @@
           <w:rStyle w:val="SubtleEmphasis"/>
           <w:lang w:val="fr-CA"/>
         </w:rPr>
-        <w:t xml:space="preserve"> y a-t-il sur le Atmel Mega?</w:t>
+        <w:t xml:space="preserve"> y a-t-il sur le </w:t>
+      </w:r>
+      <w:proofErr w:type="spellStart"/>
+      <w:r>
+        <w:rPr>
+          <w:rStyle w:val="SubtleEmphasis"/>
+          <w:lang w:val="fr-CA"/>
+        </w:rPr>
+        <w:t>Atmel</w:t>
+      </w:r>
+      <w:proofErr w:type="spellEnd"/>
+      <w:r>
+        <w:rPr>
+          <w:rStyle w:val="SubtleEmphasis"/>
+          <w:lang w:val="fr-CA"/>
+        </w:rPr>
+        <w:t xml:space="preserve"> Mega?</w:t>
       </w:r>
     </w:p>
     <w:p>
@@ -496,7 +512,23 @@
           <w:rStyle w:val="SubtleEmphasis"/>
           <w:lang w:val="fr-CA"/>
         </w:rPr>
-        <w:t>Un Pulse Width Modulation (PWM) forme un</w:t>
+        <w:t xml:space="preserve">Un Pulse </w:t>
+      </w:r>
+      <w:proofErr w:type="spellStart"/>
+      <w:r>
+        <w:rPr>
+          <w:rStyle w:val="SubtleEmphasis"/>
+          <w:lang w:val="fr-CA"/>
+        </w:rPr>
+        <w:t>Width</w:t>
+      </w:r>
+      <w:proofErr w:type="spellEnd"/>
+      <w:r>
+        <w:rPr>
+          <w:rStyle w:val="SubtleEmphasis"/>
+          <w:lang w:val="fr-CA"/>
+        </w:rPr>
+        <w:t xml:space="preserve"> Modulation (PWM) forme un</w:t>
       </w:r>
       <w:r>
         <w:rPr>
@@ -739,7 +771,23 @@
           <w:rStyle w:val="SubtleEmphasis"/>
           <w:lang w:val="fr-CA"/>
         </w:rPr>
-        <w:t xml:space="preserve"> du signal de analogWrite? (En ms ou Hz)</w:t>
+        <w:t xml:space="preserve"> du signal de </w:t>
+      </w:r>
+      <w:proofErr w:type="spellStart"/>
+      <w:r>
+        <w:rPr>
+          <w:rStyle w:val="SubtleEmphasis"/>
+          <w:lang w:val="fr-CA"/>
+        </w:rPr>
+        <w:t>analogWrite</w:t>
+      </w:r>
+      <w:proofErr w:type="spellEnd"/>
+      <w:r>
+        <w:rPr>
+          <w:rStyle w:val="SubtleEmphasis"/>
+          <w:lang w:val="fr-CA"/>
+        </w:rPr>
+        <w:t>? (En ms ou Hz)</w:t>
       </w:r>
     </w:p>
     <w:p>
@@ -843,6 +891,8 @@
       <w:pPr>
         <w:rPr>
           <w:rStyle w:val="SubtleEmphasis"/>
+          <w:i w:val="0"/>
+          <w:iCs w:val="0"/>
           <w:lang w:val="fr-CA"/>
         </w:rPr>
       </w:pPr>
@@ -858,26 +908,53 @@
           <w:rStyle w:val="SubtleEmphasis"/>
           <w:lang w:val="fr-CA"/>
         </w:rPr>
-        <w:t>Quelle est le temps de réponse entre l’émetteur et le récepteur? Si on se base uniquement sur les DELs.</w:t>
-      </w:r>
-    </w:p>
-    <w:p>
-      <w:pPr>
-        <w:rPr>
-          <w:rStyle w:val="SubtleEmphasis"/>
-          <w:i w:val="0"/>
-          <w:iCs w:val="0"/>
-          <w:lang w:val="fr-CA"/>
-        </w:rPr>
-      </w:pPr>
-      <w:r>
-        <w:rPr>
-          <w:rStyle w:val="SubtleEmphasis"/>
-          <w:i w:val="0"/>
-          <w:iCs w:val="0"/>
-          <w:lang w:val="fr-CA"/>
-        </w:rPr>
-        <w:t>.</w:t>
+        <w:t xml:space="preserve">Quelle est le temps de réponse entre l’émetteur et le récepteur? Si on se base uniquement sur les </w:t>
+      </w:r>
+      <w:proofErr w:type="spellStart"/>
+      <w:r>
+        <w:rPr>
+          <w:rStyle w:val="SubtleEmphasis"/>
+          <w:lang w:val="fr-CA"/>
+        </w:rPr>
+        <w:t>DELs</w:t>
+      </w:r>
+      <w:proofErr w:type="spellEnd"/>
+      <w:r>
+        <w:rPr>
+          <w:rStyle w:val="SubtleEmphasis"/>
+          <w:lang w:val="fr-CA"/>
+        </w:rPr>
+        <w:t>.</w:t>
+      </w:r>
+      <w:r>
+        <w:rPr>
+          <w:rStyle w:val="SubtleEmphasis"/>
+          <w:lang w:val="fr-CA"/>
+        </w:rPr>
+        <w:t xml:space="preserve"> (Sans </w:t>
+      </w:r>
+      <w:proofErr w:type="spellStart"/>
+      <w:r>
+        <w:rPr>
+          <w:rStyle w:val="SubtleEmphasis"/>
+          <w:lang w:val="fr-CA"/>
+        </w:rPr>
+        <w:t>Serial.flush</w:t>
+      </w:r>
+      <w:proofErr w:type="spellEnd"/>
+      <w:r>
+        <w:rPr>
+          <w:rStyle w:val="SubtleEmphasis"/>
+          <w:lang w:val="fr-CA"/>
+        </w:rPr>
+        <w:t>()</w:t>
+      </w:r>
+      <w:r>
+        <w:rPr>
+          <w:rStyle w:val="SubtleEmphasis"/>
+          <w:lang w:val="fr-CA"/>
+        </w:rPr>
+        <w:t>)</w:t>
       </w:r>
     </w:p>
     <w:p>

--- a/lab_1/questions.docx
+++ b/lab_1/questions.docx
@@ -276,23 +276,7 @@
           <w:rStyle w:val="SubtleEmphasis"/>
           <w:lang w:val="fr-CA"/>
         </w:rPr>
-        <w:t xml:space="preserve"> y a-t-il sur le </w:t>
-      </w:r>
-      <w:proofErr w:type="spellStart"/>
-      <w:r>
-        <w:rPr>
-          <w:rStyle w:val="SubtleEmphasis"/>
-          <w:lang w:val="fr-CA"/>
-        </w:rPr>
-        <w:t>Atmel</w:t>
-      </w:r>
-      <w:proofErr w:type="spellEnd"/>
-      <w:r>
-        <w:rPr>
-          <w:rStyle w:val="SubtleEmphasis"/>
-          <w:lang w:val="fr-CA"/>
-        </w:rPr>
-        <w:t xml:space="preserve"> Mega?</w:t>
+        <w:t xml:space="preserve"> y a-t-il sur le Atmel Mega?</w:t>
       </w:r>
     </w:p>
     <w:p>
@@ -512,23 +496,7 @@
           <w:rStyle w:val="SubtleEmphasis"/>
           <w:lang w:val="fr-CA"/>
         </w:rPr>
-        <w:t xml:space="preserve">Un Pulse </w:t>
-      </w:r>
-      <w:proofErr w:type="spellStart"/>
-      <w:r>
-        <w:rPr>
-          <w:rStyle w:val="SubtleEmphasis"/>
-          <w:lang w:val="fr-CA"/>
-        </w:rPr>
-        <w:t>Width</w:t>
-      </w:r>
-      <w:proofErr w:type="spellEnd"/>
-      <w:r>
-        <w:rPr>
-          <w:rStyle w:val="SubtleEmphasis"/>
-          <w:lang w:val="fr-CA"/>
-        </w:rPr>
-        <w:t xml:space="preserve"> Modulation (PWM) forme un</w:t>
+        <w:t>Un Pulse Width Modulation (PWM) forme un</w:t>
       </w:r>
       <w:r>
         <w:rPr>
@@ -771,23 +739,7 @@
           <w:rStyle w:val="SubtleEmphasis"/>
           <w:lang w:val="fr-CA"/>
         </w:rPr>
-        <w:t xml:space="preserve"> du signal de </w:t>
-      </w:r>
-      <w:proofErr w:type="spellStart"/>
-      <w:r>
-        <w:rPr>
-          <w:rStyle w:val="SubtleEmphasis"/>
-          <w:lang w:val="fr-CA"/>
-        </w:rPr>
-        <w:t>analogWrite</w:t>
-      </w:r>
-      <w:proofErr w:type="spellEnd"/>
-      <w:r>
-        <w:rPr>
-          <w:rStyle w:val="SubtleEmphasis"/>
-          <w:lang w:val="fr-CA"/>
-        </w:rPr>
-        <w:t>? (En ms ou Hz)</w:t>
+        <w:t xml:space="preserve"> du signal de analogWrite? (En ms ou Hz)</w:t>
       </w:r>
     </w:p>
     <w:p>
@@ -856,182 +808,6 @@
           <w:lang w:val="fr-CA"/>
         </w:rPr>
       </w:pPr>
-    </w:p>
-    <w:p>
-      <w:pPr>
-        <w:rPr>
-          <w:rStyle w:val="SubtleEmphasis"/>
-          <w:i w:val="0"/>
-          <w:iCs w:val="0"/>
-          <w:lang w:val="fr-CA"/>
-        </w:rPr>
-      </w:pPr>
-    </w:p>
-    <w:p>
-      <w:pPr>
-        <w:pStyle w:val="Subtitle"/>
-        <w:rPr>
-          <w:lang w:val="fr-CA"/>
-        </w:rPr>
-      </w:pPr>
-      <w:r>
-        <w:rPr>
-          <w:lang w:val="fr-CA"/>
-        </w:rPr>
-        <w:t xml:space="preserve">Partie </w:t>
-      </w:r>
-      <w:r>
-        <w:rPr>
-          <w:lang w:val="fr-CA"/>
-        </w:rPr>
-        <w:t>4</w:t>
-      </w:r>
-    </w:p>
-    <w:p>
-      <w:pPr>
-        <w:rPr>
-          <w:rStyle w:val="SubtleEmphasis"/>
-          <w:i w:val="0"/>
-          <w:iCs w:val="0"/>
-          <w:lang w:val="fr-CA"/>
-        </w:rPr>
-      </w:pPr>
-      <w:r>
-        <w:rPr>
-          <w:rStyle w:val="SubtleEmphasis"/>
-          <w:lang w:val="fr-CA"/>
-        </w:rPr>
-        <w:t xml:space="preserve">Question 1: </w:t>
-      </w:r>
-      <w:r>
-        <w:rPr>
-          <w:rStyle w:val="SubtleEmphasis"/>
-          <w:lang w:val="fr-CA"/>
-        </w:rPr>
-        <w:t xml:space="preserve">Quelle est le temps de réponse entre l’émetteur et le récepteur? Si on se base uniquement sur les </w:t>
-      </w:r>
-      <w:proofErr w:type="spellStart"/>
-      <w:r>
-        <w:rPr>
-          <w:rStyle w:val="SubtleEmphasis"/>
-          <w:lang w:val="fr-CA"/>
-        </w:rPr>
-        <w:t>DELs</w:t>
-      </w:r>
-      <w:proofErr w:type="spellEnd"/>
-      <w:r>
-        <w:rPr>
-          <w:rStyle w:val="SubtleEmphasis"/>
-          <w:lang w:val="fr-CA"/>
-        </w:rPr>
-        <w:t>.</w:t>
-      </w:r>
-      <w:r>
-        <w:rPr>
-          <w:rStyle w:val="SubtleEmphasis"/>
-          <w:lang w:val="fr-CA"/>
-        </w:rPr>
-        <w:t xml:space="preserve"> (Sans </w:t>
-      </w:r>
-      <w:proofErr w:type="spellStart"/>
-      <w:r>
-        <w:rPr>
-          <w:rStyle w:val="SubtleEmphasis"/>
-          <w:lang w:val="fr-CA"/>
-        </w:rPr>
-        <w:t>Serial.flush</w:t>
-      </w:r>
-      <w:proofErr w:type="spellEnd"/>
-      <w:r>
-        <w:rPr>
-          <w:rStyle w:val="SubtleEmphasis"/>
-          <w:lang w:val="fr-CA"/>
-        </w:rPr>
-        <w:t>()</w:t>
-      </w:r>
-      <w:r>
-        <w:rPr>
-          <w:rStyle w:val="SubtleEmphasis"/>
-          <w:lang w:val="fr-CA"/>
-        </w:rPr>
-        <w:t>)</w:t>
-      </w:r>
-    </w:p>
-    <w:p>
-      <w:pPr>
-        <w:rPr>
-          <w:rStyle w:val="SubtleEmphasis"/>
-          <w:i w:val="0"/>
-          <w:iCs w:val="0"/>
-          <w:lang w:val="fr-CA"/>
-        </w:rPr>
-      </w:pPr>
-      <w:r>
-        <w:rPr>
-          <w:rStyle w:val="SubtleEmphasis"/>
-          <w:i w:val="0"/>
-          <w:iCs w:val="0"/>
-          <w:lang w:val="fr-CA"/>
-        </w:rPr>
-        <w:t>.</w:t>
-      </w:r>
-    </w:p>
-    <w:p>
-      <w:pPr>
-        <w:rPr>
-          <w:rStyle w:val="SubtleEmphasis"/>
-          <w:i w:val="0"/>
-          <w:iCs w:val="0"/>
-          <w:lang w:val="fr-CA"/>
-        </w:rPr>
-      </w:pPr>
-      <w:r>
-        <w:rPr>
-          <w:rStyle w:val="SubtleEmphasis"/>
-          <w:i w:val="0"/>
-          <w:iCs w:val="0"/>
-          <w:lang w:val="fr-CA"/>
-        </w:rPr>
-        <w:t>.</w:t>
-      </w:r>
-    </w:p>
-    <w:p>
-      <w:pPr>
-        <w:rPr>
-          <w:rStyle w:val="SubtleEmphasis"/>
-          <w:i w:val="0"/>
-          <w:iCs w:val="0"/>
-          <w:lang w:val="fr-CA"/>
-        </w:rPr>
-      </w:pPr>
-      <w:r>
-        <w:rPr>
-          <w:rStyle w:val="SubtleEmphasis"/>
-          <w:i w:val="0"/>
-          <w:iCs w:val="0"/>
-          <w:lang w:val="fr-CA"/>
-        </w:rPr>
-        <w:t>.</w:t>
-      </w:r>
-    </w:p>
-    <w:p>
-      <w:pPr>
-        <w:rPr>
-          <w:rStyle w:val="SubtleEmphasis"/>
-          <w:i w:val="0"/>
-          <w:iCs w:val="0"/>
-          <w:lang w:val="fr-CA"/>
-        </w:rPr>
-      </w:pPr>
-      <w:r>
-        <w:rPr>
-          <w:rStyle w:val="SubtleEmphasis"/>
-          <w:i w:val="0"/>
-          <w:iCs w:val="0"/>
-          <w:lang w:val="fr-CA"/>
-        </w:rPr>
-        <w:t>.</w:t>
-      </w:r>
     </w:p>
     <w:p>
       <w:pPr>
